--- a/Tailored_CVs/Shinoy_Salesforce_AI_Builder__Emerging_Talent.docx
+++ b/Tailored_CVs/Shinoy_Salesforce_AI_Builder__Emerging_Talent.docx
@@ -70,7 +70,7 @@
           <w:b w:val="0"/>
           <w:sz w:val="19"/>
         </w:rPr>
-        <w:t>I am a QA Automation Engineer with over eight years of experience building reliable testing frameworks using Java, Selenium, and Playwright. My background includes working on cloud infrastructure with AWS and Terraform to support software delivery. Recently, I have also used AI tools like Gemini Code Assist to streamline test generation and deployment scripts.</w:t>
+        <w:t>I am an engineer with a background in building test automation frameworks and backend integrations using Java, TypeScript, and Python. I hold a valid EU residence permit and am ready to start immediately. During my recent work, I used Gemini Code Assist to streamline complex test generation and deployment scripts. I enjoy working directly with teams to solve technical challenges.</w:t>
       </w:r>
     </w:p>
     <w:p>
@@ -288,7 +288,7 @@
           <w:b w:val="0"/>
           <w:sz w:val="18"/>
         </w:rPr>
-        <w:t>▸ Migrated a SeleniumJava framework to Playwright TypeScript for credit limit and rating analysis endtoend workflows, boosting execution efficiency by 20%.</w:t>
+        <w:t>▸ Migrated automation frameworks using TypeScript and Playwright within microservices architectures to improve execution speed by 20%.</w:t>
       </w:r>
     </w:p>
     <w:p>
@@ -301,7 +301,7 @@
           <w:b w:val="0"/>
           <w:sz w:val="18"/>
         </w:rPr>
-        <w:t>▸ Streamlined test generation and deployment scripts utilizing AI tools like Gemini Code Assist to speed up delivery workflows.</w:t>
+        <w:t>▸ Streamlined complex script generation and deployments using Gemini Code Assist to speed up daily workflows.</w:t>
       </w:r>
     </w:p>
     <w:p>
@@ -314,7 +314,7 @@
           <w:b w:val="0"/>
           <w:sz w:val="18"/>
         </w:rPr>
-        <w:t>▸ Implemented CI/CD pipelines and ran scheduled automation regression test builds via Jenkins while provisioning underlying test environments using Terraform and AWS.</w:t>
+        <w:t>▸ Collaborated with crossfunctional teams and stakeholders to translate business needs into technical solutions.</w:t>
       </w:r>
     </w:p>
     <w:p>
@@ -327,7 +327,7 @@
           <w:b w:val="0"/>
           <w:sz w:val="18"/>
         </w:rPr>
-        <w:t>▸ Collaborated with crossfunctional teams and product owners to translate business requirements into technical testing strategies.</w:t>
+        <w:t>▸ Executed backend validation and database queries using Oracle SQL and Python to ensure data integrity.</w:t>
       </w:r>
     </w:p>
     <w:p>
